--- a/report_agent/output/risk_assessment_form/2026-08-03/위험성평가표_2026_08_03.docx
+++ b/report_agent/output/risk_assessment_form/2026-08-03/위험성평가표_2026_08_03.docx
@@ -2657,7 +2657,7 @@
                 <w:sz w:val="12"/>
                 <w:szCs w:val="12"/>
               </w:rPr>
-              <w:t>소방안전</w:t>
+              <w:t>시설안전</w:t>
             </w:r>
           </w:p>
         </w:tc>
@@ -2699,7 +2699,7 @@
                 <w:sz w:val="12"/>
                 <w:szCs w:val="12"/>
               </w:rPr>
-              <w:t>상</w:t>
+              <w:t>중</w:t>
             </w:r>
           </w:p>
         </w:tc>
@@ -2741,7 +2741,7 @@
                 <w:sz w:val="12"/>
                 <w:szCs w:val="12"/>
               </w:rPr>
-              <w:t>화재 감지</w:t>
+              <w:t>적재물</w:t>
             </w:r>
           </w:p>
         </w:tc>
@@ -2787,7 +2787,7 @@
                 <w:sz w:val="12"/>
                 <w:szCs w:val="12"/>
               </w:rPr>
-              <w:t>기석님 집</w:t>
+              <w:t>B동 자재창고</w:t>
             </w:r>
           </w:p>
         </w:tc>
@@ -2833,7 +2833,7 @@
                 <w:sz w:val="12"/>
                 <w:szCs w:val="12"/>
               </w:rPr>
-              <w:t>2026-08-03 09:00:00</w:t>
+              <w:t>2026-08-03 00:00:00</w:t>
             </w:r>
           </w:p>
         </w:tc>
@@ -2925,7 +2925,7 @@
                 <w:sz w:val="12"/>
                 <w:szCs w:val="12"/>
               </w:rPr>
-              <w:t>본 점검에 대해 조치가 필요하다.</w:t>
+              <w:t>[매월] 정기 점검 자동 생성 건이다.</w:t>
             </w:r>
           </w:p>
         </w:tc>
@@ -4044,7 +4044,7 @@
                 <w:sz w:val="12"/>
                 <w:szCs w:val="12"/>
               </w:rPr>
-              <w:t>운동장</w:t>
+              <w:t>기석님 집</w:t>
             </w:r>
           </w:p>
         </w:tc>
@@ -4182,7 +4182,7 @@
                 <w:sz w:val="12"/>
                 <w:szCs w:val="12"/>
               </w:rPr>
-              <w:t>점검자 메모 프로세스 확인용으로 작성했다.</w:t>
+              <w:t>이 점검에 대해 조치가 필요하다.</w:t>
             </w:r>
           </w:p>
         </w:tc>
@@ -4269,7 +4269,6 @@
                 <w:sz w:val="12"/>
                 <w:szCs w:val="12"/>
               </w:rPr>
-              <w:t>점검 조치 프로세스 항목</w:t>
             </w:r>
           </w:p>
         </w:tc>
@@ -4311,7 +4310,6 @@
                 <w:sz w:val="12"/>
                 <w:szCs w:val="12"/>
               </w:rPr>
-              <w:t>운동장</w:t>
             </w:r>
           </w:p>
         </w:tc>
@@ -4357,7 +4355,6 @@
                 <w:sz w:val="12"/>
                 <w:szCs w:val="12"/>
               </w:rPr>
-              <w:t>2026-08-03 10:33:50</w:t>
             </w:r>
           </w:p>
         </w:tc>
@@ -4399,7 +4396,6 @@
                 <w:sz w:val="12"/>
                 <w:szCs w:val="12"/>
               </w:rPr>
-              <w:t>작업자10</w:t>
             </w:r>
           </w:p>
         </w:tc>
@@ -4441,7 +4437,6 @@
                 <w:sz w:val="12"/>
                 <w:szCs w:val="12"/>
               </w:rPr>
-              <w:t>조치 내용이 백엔드에 정상적으로 표시되는지 테스트했다.</w:t>
             </w:r>
           </w:p>
         </w:tc>
@@ -4483,38 +4478,6 @@
                 <w:sz w:val="12"/>
                 <w:szCs w:val="12"/>
               </w:rPr>
-              <w:drawing>
-                <wp:inline xmlns:a="http://schemas.openxmlformats.org/drawingml/2006/main" xmlns:pic="http://schemas.openxmlformats.org/drawingml/2006/picture">
-                  <wp:extent cx="1143000" cy="762000"/>
-                  <wp:docPr id="1" name="Picture 1"/>
-                  <wp:cNvGraphicFramePr>
-                    <a:graphicFrameLocks noChangeAspect="1"/>
-                  </wp:cNvGraphicFramePr>
-                  <a:graphic>
-                    <a:graphicData uri="http://schemas.openxmlformats.org/drawingml/2006/picture">
-                      <pic:pic>
-                        <pic:nvPicPr>
-                          <pic:cNvPr id="0" name="image.png"/>
-                          <pic:cNvPicPr/>
-                        </pic:nvPicPr>
-                        <pic:blipFill>
-                          <a:blip r:embed="rId8"/>
-                          <a:stretch>
-                            <a:fillRect/>
-                          </a:stretch>
-                        </pic:blipFill>
-                        <pic:spPr>
-                          <a:xfrm>
-                            <a:off x="0" y="0"/>
-                            <a:ext cx="1143000" cy="762000"/>
-                          </a:xfrm>
-                          <a:prstGeom prst="rect"/>
-                        </pic:spPr>
-                      </pic:pic>
-                    </a:graphicData>
-                  </a:graphic>
-                </wp:inline>
-              </w:drawing>
             </w:r>
           </w:p>
         </w:tc>
@@ -4556,7 +4519,6 @@
                 <w:sz w:val="12"/>
                 <w:szCs w:val="12"/>
               </w:rPr>
-              <w:t>판교관리자</w:t>
             </w:r>
           </w:p>
         </w:tc>
@@ -4598,7 +4560,6 @@
                 <w:sz w:val="12"/>
                 <w:szCs w:val="12"/>
               </w:rPr>
-              <w:t>점검이력</w:t>
             </w:r>
           </w:p>
         </w:tc>
@@ -5340,7 +5301,7 @@
                 <w:sz w:val="12"/>
                 <w:szCs w:val="12"/>
               </w:rPr>
-              <w:t>집</w:t>
+              <w:t>운동장</w:t>
             </w:r>
           </w:p>
         </w:tc>
@@ -5478,7 +5439,7 @@
                 <w:sz w:val="12"/>
                 <w:szCs w:val="12"/>
               </w:rPr>
-              <w:t>본 점검에 대해 조치가 필요하다.</w:t>
+              <w:t>점검자 메모 프로세스 확인용으로 작성했다.</w:t>
             </w:r>
           </w:p>
         </w:tc>
@@ -5565,6 +5526,7 @@
                 <w:sz w:val="12"/>
                 <w:szCs w:val="12"/>
               </w:rPr>
+              <w:t>점검 조치 프로세스 항목</w:t>
             </w:r>
           </w:p>
         </w:tc>
@@ -5606,6 +5568,7 @@
                 <w:sz w:val="12"/>
                 <w:szCs w:val="12"/>
               </w:rPr>
+              <w:t>운동장</w:t>
             </w:r>
           </w:p>
         </w:tc>
@@ -5651,6 +5614,7 @@
                 <w:sz w:val="12"/>
                 <w:szCs w:val="12"/>
               </w:rPr>
+              <w:t>2026-08-03 10:33:50</w:t>
             </w:r>
           </w:p>
         </w:tc>
@@ -5692,6 +5656,7 @@
                 <w:sz w:val="12"/>
                 <w:szCs w:val="12"/>
               </w:rPr>
+              <w:t>작업자10</w:t>
             </w:r>
           </w:p>
         </w:tc>
@@ -5733,6 +5698,7 @@
                 <w:sz w:val="12"/>
                 <w:szCs w:val="12"/>
               </w:rPr>
+              <w:t>조치 내용이 백엔드에 표시되는지 테스트했다.</w:t>
             </w:r>
           </w:p>
         </w:tc>
@@ -5774,6 +5740,7 @@
                 <w:sz w:val="12"/>
                 <w:szCs w:val="12"/>
               </w:rPr>
+              <w:t>/static/uploads/action_history_22_20260803103349730715_72a6a08d.png</w:t>
             </w:r>
           </w:p>
         </w:tc>
@@ -5815,6 +5782,7 @@
                 <w:sz w:val="12"/>
                 <w:szCs w:val="12"/>
               </w:rPr>
+              <w:t>판교관리자</w:t>
             </w:r>
           </w:p>
         </w:tc>
@@ -5856,6 +5824,7 @@
                 <w:sz w:val="12"/>
                 <w:szCs w:val="12"/>
               </w:rPr>
+              <w:t>점검이력</w:t>
             </w:r>
           </w:p>
         </w:tc>
@@ -6467,7 +6436,7 @@
                 <w:sz w:val="12"/>
                 <w:szCs w:val="12"/>
               </w:rPr>
-              <w:t>시설안전</w:t>
+              <w:t>소방안전</w:t>
             </w:r>
           </w:p>
         </w:tc>
@@ -6509,7 +6478,7 @@
                 <w:sz w:val="12"/>
                 <w:szCs w:val="12"/>
               </w:rPr>
-              <w:t>중</w:t>
+              <w:t>상</w:t>
             </w:r>
           </w:p>
         </w:tc>
@@ -6551,7 +6520,7 @@
                 <w:sz w:val="12"/>
                 <w:szCs w:val="12"/>
               </w:rPr>
-              <w:t>적재물 관리</w:t>
+              <w:t>화재 감지</w:t>
             </w:r>
           </w:p>
         </w:tc>
@@ -6597,7 +6566,7 @@
                 <w:sz w:val="12"/>
                 <w:szCs w:val="12"/>
               </w:rPr>
-              <w:t>B동 자재창고</w:t>
+              <w:t>집</w:t>
             </w:r>
           </w:p>
         </w:tc>
@@ -6643,7 +6612,7 @@
                 <w:sz w:val="12"/>
                 <w:szCs w:val="12"/>
               </w:rPr>
-              <w:t>2026-08-03 00:00:00</w:t>
+              <w:t>2026-08-03 09:00:00</w:t>
             </w:r>
           </w:p>
         </w:tc>
@@ -6735,7 +6704,7 @@
                 <w:sz w:val="12"/>
                 <w:szCs w:val="12"/>
               </w:rPr>
-              <w:t>[매월] 정기 점검 자동 생성 건으로 확인했다.</w:t>
+              <w:t>조치가 필요한 점검으로 확인했다.</w:t>
             </w:r>
           </w:p>
         </w:tc>
@@ -8075,7 +8044,7 @@
                 <w:sz w:val="12"/>
                 <w:szCs w:val="12"/>
               </w:rPr>
-              <w:t>작업자10 조치 완료</w:t>
+              <w:t>작업자10 조치</w:t>
             </w:r>
           </w:p>
         </w:tc>
@@ -8289,38 +8258,7 @@
                 <w:sz w:val="12"/>
                 <w:szCs w:val="12"/>
               </w:rPr>
-              <w:drawing>
-                <wp:inline xmlns:a="http://schemas.openxmlformats.org/drawingml/2006/main" xmlns:pic="http://schemas.openxmlformats.org/drawingml/2006/picture">
-                  <wp:extent cx="1143000" cy="762000"/>
-                  <wp:docPr id="2" name="Picture 2"/>
-                  <wp:cNvGraphicFramePr>
-                    <a:graphicFrameLocks noChangeAspect="1"/>
-                  </wp:cNvGraphicFramePr>
-                  <a:graphic>
-                    <a:graphicData uri="http://schemas.openxmlformats.org/drawingml/2006/picture">
-                      <pic:pic>
-                        <pic:nvPicPr>
-                          <pic:cNvPr id="0" name="image.png"/>
-                          <pic:cNvPicPr/>
-                        </pic:nvPicPr>
-                        <pic:blipFill>
-                          <a:blip r:embed="rId8"/>
-                          <a:stretch>
-                            <a:fillRect/>
-                          </a:stretch>
-                        </pic:blipFill>
-                        <pic:spPr>
-                          <a:xfrm>
-                            <a:off x="0" y="0"/>
-                            <a:ext cx="1143000" cy="762000"/>
-                          </a:xfrm>
-                          <a:prstGeom prst="rect"/>
-                        </pic:spPr>
-                      </pic:pic>
-                    </a:graphicData>
-                  </a:graphic>
-                </wp:inline>
-              </w:drawing>
+              <w:t>/static/uploads/action_history_21_20260803101823659726_cdfaccd8.png</w:t>
             </w:r>
           </w:p>
         </w:tc>
